--- a/Research Project Report.docx
+++ b/Research Project Report.docx
@@ -7,7 +7,15 @@
         <w:ind w:firstLine="720"/>
       </w:pPr>
       <w:r>
-        <w:t xml:space="preserve">A fundamental challenge for any sensory system is how to allocate limited coding resources so as to represent environmental information efficiently. </w:t>
+        <w:t xml:space="preserve">A fundamental challenge for any sensory system is how to allocate limited coding resources </w:t>
+      </w:r>
+      <w:proofErr w:type="gramStart"/>
+      <w:r>
+        <w:t>so as to</w:t>
+      </w:r>
+      <w:proofErr w:type="gramEnd"/>
+      <w:r>
+        <w:t xml:space="preserve"> represent environmental information efficiently. </w:t>
       </w:r>
       <w:r>
         <w:t xml:space="preserve">One influential proposal is the efficient coding hypothesis, which holds that sensory systems are adapted to produce efficient representations of </w:t>
@@ -86,8 +94,21 @@
       <w:pPr>
         <w:ind w:firstLine="720"/>
       </w:pPr>
-      <w:r>
-        <w:t>Młynarski and Hermundstad extended this perspective to dynamic environments, asking how sensory systems should adapt their codes when context changes while encoding resources remain limited.</w:t>
+      <w:proofErr w:type="spellStart"/>
+      <w:r>
+        <w:t>Młynarski</w:t>
+      </w:r>
+      <w:proofErr w:type="spellEnd"/>
+      <w:r>
+        <w:t xml:space="preserve"> and </w:t>
+      </w:r>
+      <w:proofErr w:type="spellStart"/>
+      <w:r>
+        <w:t>Hermundstad</w:t>
+      </w:r>
+      <w:proofErr w:type="spellEnd"/>
+      <w:r>
+        <w:t xml:space="preserve"> extended this perspective to dynamic environments, asking how sensory systems should adapt their codes when context changes while encoding resources remain limited.</w:t>
       </w:r>
       <w:r>
         <w:t xml:space="preserve"> This work is </w:t>
@@ -137,9 +158,19 @@
       <w:r>
         <w:t xml:space="preserve">. </w:t>
       </w:r>
-      <w:r>
-        <w:t>Młynarski and Hermundstad</w:t>
-      </w:r>
+      <w:proofErr w:type="spellStart"/>
+      <w:r>
+        <w:t>Młynarski</w:t>
+      </w:r>
+      <w:proofErr w:type="spellEnd"/>
+      <w:r>
+        <w:t xml:space="preserve"> and </w:t>
+      </w:r>
+      <w:proofErr w:type="spellStart"/>
+      <w:r>
+        <w:t>Hermundstad</w:t>
+      </w:r>
+      <w:proofErr w:type="spellEnd"/>
       <w:r>
         <w:t xml:space="preserve"> </w:t>
       </w:r>
@@ -259,9 +290,6 @@
       </w:r>
     </w:p>
     <w:p>
-      <w:pPr>
-        <w:ind w:firstLine="720"/>
-      </w:pPr>
       <w:r>
         <w:t>The central question, then, is not simply how to encode stimuli optimally within a fixed context, but</w:t>
       </w:r>
@@ -269,103 +297,13 @@
         <w:t xml:space="preserve"> how to balance local coding accuracy with robustness to context-estimation errors in a changing environment.</w:t>
       </w:r>
       <w:r>
-        <w:t xml:space="preserve"> In </w:t>
-      </w:r>
-      <w:r>
-        <w:t>this</w:t>
-      </w:r>
-      <w:r>
-        <w:t xml:space="preserve"> paper, I </w:t>
-      </w:r>
-      <w:r>
-        <w:t xml:space="preserve">study this </w:t>
-      </w:r>
-      <w:r>
-        <w:t>trade-off</w:t>
-      </w:r>
-      <w:r>
-        <w:t xml:space="preserve"> in a simplified </w:t>
-      </w:r>
-      <w:r>
-        <w:t>two</w:t>
-      </w:r>
-      <w:r>
-        <w:t>-</w:t>
-      </w:r>
-      <w:r>
-        <w:t>context</w:t>
-      </w:r>
-      <w:r>
-        <w:t>, one</w:t>
-      </w:r>
-      <w:r>
-        <w:t>-</w:t>
-      </w:r>
-      <w:r>
-        <w:t>neuron</w:t>
-      </w:r>
-      <w:r>
         <w:t xml:space="preserve"> </w:t>
       </w:r>
       <w:r>
-        <w:t>model</w:t>
-      </w:r>
-      <w:r>
-        <w:t xml:space="preserve">, asking </w:t>
-      </w:r>
-      <w:r>
-        <w:t xml:space="preserve">whether biased </w:t>
-      </w:r>
-      <w:r>
-        <w:t>adaptive strategies</w:t>
-      </w:r>
-      <w:r>
-        <w:t xml:space="preserve"> can outperform naïve local adaptation in global decoding error</w:t>
-      </w:r>
-      <w:r>
-        <w:t>. Additionally, I ex</w:t>
-      </w:r>
-      <w:r>
-        <w:t>plore energy conservation strategies</w:t>
-      </w:r>
-      <w:r>
-        <w:t xml:space="preserve"> </w:t>
-      </w:r>
-      <w:r>
-        <w:t>t</w:t>
-      </w:r>
-      <w:r>
-        <w:t>o see the effect on optimums</w:t>
-      </w:r>
-      <w:r>
-        <w:t>?? To see …</w:t>
+        <w:t>In this paper, I study a simplified two-context, one-neuron model of adaptive efficient coding in which context must be inferred online from noisy responses. Rather than assuming that the estimated context is adopted immediately, I compare two conservative switching rules: hysteresis, which requires stronger evidence before switching, and refractory lockout, which temporarily forbids further switching after a switch. I ask how these rules alter mismatch structure and global decoding error in mean-switching and variance-switching environments.</w:t>
       </w:r>
     </w:p>
     <w:p>
-      <w:pPr>
-        <w:ind w:firstLine="720"/>
-      </w:pPr>
-      <w:r>
-        <w:t xml:space="preserve">whether </w:t>
-      </w:r>
-      <w:r>
-        <w:t>the</w:t>
-      </w:r>
-      <w:r>
-        <w:t>ir</w:t>
-      </w:r>
-      <w:r>
-        <w:t xml:space="preserve"> relative performance depends on </w:t>
-      </w:r>
-      <w:r>
-        <w:t>changes in statistics of environmental st</w:t>
-      </w:r>
-      <w:r>
-        <w:t>imulus.</w:t>
-      </w:r>
-    </w:p>
-    <w:p/>
-    <w:p>
       <w:r>
         <w:br w:type="page"/>
       </w:r>
@@ -382,8 +320,29 @@
       </w:r>
     </w:p>
     <w:p>
-      <w:r>
-        <w:t xml:space="preserve">Similar to Młynarski and Hermundstad, the stimulus </w:t>
+      <w:proofErr w:type="gramStart"/>
+      <w:r>
+        <w:t>Similar to</w:t>
+      </w:r>
+      <w:proofErr w:type="gramEnd"/>
+      <w:r>
+        <w:t xml:space="preserve"> </w:t>
+      </w:r>
+      <w:proofErr w:type="spellStart"/>
+      <w:r>
+        <w:t>Młynarski</w:t>
+      </w:r>
+      <w:proofErr w:type="spellEnd"/>
+      <w:r>
+        <w:t xml:space="preserve"> and </w:t>
+      </w:r>
+      <w:proofErr w:type="spellStart"/>
+      <w:r>
+        <w:t>Hermundstad</w:t>
+      </w:r>
+      <w:proofErr w:type="spellEnd"/>
+      <w:r>
+        <w:t xml:space="preserve">, the stimulus </w:t>
       </w:r>
       <m:oMath>
         <m:sSub>
@@ -423,6 +382,12 @@
       </w:r>
     </w:p>
     <w:p>
+      <w:pPr>
+        <w:rPr>
+          <w:rFonts w:eastAsiaTheme="minorEastAsia"/>
+          <w:lang w:val=""/>
+        </w:rPr>
+      </w:pPr>
       <m:oMathPara>
         <m:oMath>
           <m:sSub>
@@ -604,6 +569,15 @@
           </m:d>
         </m:oMath>
       </m:oMathPara>
+    </w:p>
+    <w:p>
+      <w:r>
+        <w:rPr>
+          <w:rFonts w:eastAsiaTheme="minorEastAsia"/>
+          <w:lang w:val=""/>
+        </w:rPr>
+        <w:t xml:space="preserve">In this paper, </w:t>
+      </w:r>
     </w:p>
     <w:p>
       <w:r>
@@ -1449,9 +1423,19 @@
       <w:r>
         <w:t xml:space="preserve">In their paper, </w:t>
       </w:r>
-      <w:r>
-        <w:t>Młynarski and Hermundstad</w:t>
-      </w:r>
+      <w:proofErr w:type="spellStart"/>
+      <w:r>
+        <w:t>Młynarski</w:t>
+      </w:r>
+      <w:proofErr w:type="spellEnd"/>
+      <w:r>
+        <w:t xml:space="preserve"> and </w:t>
+      </w:r>
+      <w:proofErr w:type="spellStart"/>
+      <w:r>
+        <w:t>Hermundstad</w:t>
+      </w:r>
+      <w:proofErr w:type="spellEnd"/>
       <w:r>
         <w:t xml:space="preserve"> </w:t>
       </w:r>
@@ -1480,7 +1464,578 @@
         <w:t xml:space="preserve">. The baseline strategy used is the naively adaptive strategy which attempts to </w:t>
       </w:r>
       <w:r>
-        <w:t xml:space="preserve">perform optimally on the currently estimated context. </w:t>
+        <w:t>perform optimally on the currently estimated context</w:t>
+      </w:r>
+      <w:r>
+        <w:t xml:space="preserve"> by </w:t>
+      </w:r>
+      <w:r>
+        <w:t>minimizing</w:t>
+      </w:r>
+      <w:r>
+        <w:t xml:space="preserve"> mean squared error of </w:t>
+      </w:r>
+      <w:r>
+        <w:t>the decoded stimuli vs the actual stimuli:</w:t>
+      </w:r>
+    </w:p>
+    <w:p>
+      <m:oMath>
+        <m:sSubSup>
+          <m:sSubSupPr>
+            <m:ctrlPr>
+              <w:rPr>
+                <w:rFonts w:ascii="Cambria Math" w:eastAsiaTheme="minorEastAsia" w:hAnsi="Cambria Math"/>
+              </w:rPr>
+            </m:ctrlPr>
+          </m:sSubSupPr>
+          <m:e>
+            <m:r>
+              <w:rPr>
+                <w:rFonts w:ascii="Cambria Math" w:eastAsiaTheme="minorEastAsia" w:hAnsi="Cambria Math"/>
+                <w:lang w:val=""/>
+              </w:rPr>
+              <m:t>θ</m:t>
+            </m:r>
+          </m:e>
+          <m:sub>
+            <m:acc>
+              <m:accPr>
+                <m:ctrlPr>
+                  <w:rPr>
+                    <w:rFonts w:ascii="Cambria Math" w:eastAsiaTheme="minorEastAsia" w:hAnsi="Cambria Math"/>
+                    <w:i/>
+                  </w:rPr>
+                </m:ctrlPr>
+              </m:accPr>
+              <m:e>
+                <m:sSub>
+                  <m:sSubPr>
+                    <m:ctrlPr>
+                      <w:rPr>
+                        <w:rFonts w:ascii="Cambria Math" w:eastAsiaTheme="minorEastAsia" w:hAnsi="Cambria Math"/>
+                        <w:i/>
+                      </w:rPr>
+                    </m:ctrlPr>
+                  </m:sSubPr>
+                  <m:e>
+                    <m:r>
+                      <w:rPr>
+                        <w:rFonts w:ascii="Cambria Math" w:eastAsiaTheme="minorEastAsia" w:hAnsi="Cambria Math"/>
+                      </w:rPr>
+                      <m:t>c</m:t>
+                    </m:r>
+                  </m:e>
+                  <m:sub>
+                    <m:r>
+                      <w:rPr>
+                        <w:rFonts w:ascii="Cambria Math" w:eastAsiaTheme="minorEastAsia" w:hAnsi="Cambria Math"/>
+                      </w:rPr>
+                      <m:t>t</m:t>
+                    </m:r>
+                  </m:sub>
+                </m:sSub>
+              </m:e>
+            </m:acc>
+          </m:sub>
+          <m:sup>
+            <m:r>
+              <m:rPr>
+                <m:sty m:val="p"/>
+              </m:rPr>
+              <w:rPr>
+                <w:rFonts w:ascii="Cambria Math" w:eastAsiaTheme="minorEastAsia" w:hAnsi="Cambria Math"/>
+                <w:lang w:val=""/>
+              </w:rPr>
+              <m:t>local</m:t>
+            </m:r>
+          </m:sup>
+        </m:sSubSup>
+        <m:r>
+          <m:rPr>
+            <m:sty m:val="p"/>
+          </m:rPr>
+          <w:rPr>
+            <w:rFonts w:ascii="Cambria Math" w:eastAsiaTheme="minorEastAsia" w:hAnsi="Cambria Math"/>
+            <w:lang w:val=""/>
+          </w:rPr>
+          <m:t>=</m:t>
+        </m:r>
+        <m:func>
+          <m:funcPr>
+            <m:ctrlPr>
+              <w:rPr>
+                <w:rFonts w:ascii="Cambria Math" w:eastAsiaTheme="minorEastAsia" w:hAnsi="Cambria Math"/>
+              </w:rPr>
+            </m:ctrlPr>
+          </m:funcPr>
+          <m:fName>
+            <m:r>
+              <m:rPr>
+                <m:sty m:val="p"/>
+              </m:rPr>
+              <w:rPr>
+                <w:rFonts w:ascii="Cambria Math" w:eastAsiaTheme="minorEastAsia" w:hAnsi="Cambria Math"/>
+              </w:rPr>
+              <m:t xml:space="preserve"> </m:t>
+            </m:r>
+          </m:fName>
+          <m:e>
+            <m:limLow>
+              <m:limLowPr>
+                <m:ctrlPr>
+                  <w:rPr>
+                    <w:rFonts w:ascii="Cambria Math" w:eastAsiaTheme="minorEastAsia" w:hAnsi="Cambria Math"/>
+                  </w:rPr>
+                </m:ctrlPr>
+              </m:limLowPr>
+              <m:e>
+                <m:func>
+                  <m:funcPr>
+                    <m:ctrlPr>
+                      <w:rPr>
+                        <w:rFonts w:ascii="Cambria Math" w:eastAsiaTheme="minorEastAsia" w:hAnsi="Cambria Math"/>
+                      </w:rPr>
+                    </m:ctrlPr>
+                  </m:funcPr>
+                  <m:fName>
+                    <m:r>
+                      <m:rPr>
+                        <m:sty m:val="p"/>
+                      </m:rPr>
+                      <w:rPr>
+                        <w:rFonts w:ascii="Cambria Math" w:eastAsiaTheme="minorEastAsia" w:hAnsi="Cambria Math"/>
+                        <w:lang w:val=""/>
+                      </w:rPr>
+                      <m:t>arg</m:t>
+                    </m:r>
+                    <m:r>
+                      <m:rPr>
+                        <m:sty m:val="p"/>
+                      </m:rPr>
+                      <w:rPr>
+                        <w:rFonts w:ascii="Cambria Math" w:eastAsiaTheme="minorEastAsia" w:hAnsi="Cambria Math"/>
+                        <w:lang w:val=""/>
+                      </w:rPr>
+                      <m:t>min</m:t>
+                    </m:r>
+                  </m:fName>
+                  <m:e>
+                    <m:r>
+                      <w:rPr>
+                        <w:rFonts w:ascii="Cambria Math" w:eastAsiaTheme="minorEastAsia" w:hAnsi="Cambria Math"/>
+                      </w:rPr>
+                      <m:t xml:space="preserve"> </m:t>
+                    </m:r>
+                  </m:e>
+                </m:func>
+              </m:e>
+              <m:lim>
+                <m:r>
+                  <w:rPr>
+                    <w:rFonts w:ascii="Cambria Math" w:eastAsiaTheme="minorEastAsia" w:hAnsi="Cambria Math"/>
+                    <w:lang w:val=""/>
+                  </w:rPr>
+                  <m:t>θ</m:t>
+                </m:r>
+              </m:lim>
+            </m:limLow>
+          </m:e>
+        </m:func>
+        <m:r>
+          <m:rPr>
+            <m:nor/>
+          </m:rPr>
+          <w:rPr>
+            <w:rFonts w:eastAsiaTheme="minorEastAsia"/>
+            <w:lang w:val=""/>
+          </w:rPr>
+          <m:t> </m:t>
+        </m:r>
+        <m:sSub>
+          <m:sSubPr>
+            <m:ctrlPr>
+              <w:rPr>
+                <w:rFonts w:ascii="Cambria Math" w:eastAsiaTheme="minorEastAsia" w:hAnsi="Cambria Math"/>
+              </w:rPr>
+            </m:ctrlPr>
+          </m:sSubPr>
+          <m:e>
+            <m:r>
+              <m:rPr>
+                <m:scr m:val="double-struck"/>
+                <m:sty m:val="p"/>
+              </m:rPr>
+              <w:rPr>
+                <w:rFonts w:ascii="Cambria Math" w:eastAsiaTheme="minorEastAsia" w:hAnsi="Cambria Math"/>
+                <w:lang w:val=""/>
+              </w:rPr>
+              <m:t>E</m:t>
+            </m:r>
+          </m:e>
+          <m:sub>
+            <m:r>
+              <w:rPr>
+                <w:rFonts w:ascii="Cambria Math" w:eastAsiaTheme="minorEastAsia" w:hAnsi="Cambria Math"/>
+                <w:lang w:val=""/>
+              </w:rPr>
+              <m:t>X</m:t>
+            </m:r>
+            <m:r>
+              <m:rPr>
+                <m:sty m:val="p"/>
+              </m:rPr>
+              <w:rPr>
+                <w:rFonts w:ascii="Cambria Math" w:eastAsiaTheme="minorEastAsia" w:hAnsi="Cambria Math"/>
+                <w:lang w:val=""/>
+              </w:rPr>
+              <m:t>∼</m:t>
+            </m:r>
+            <m:r>
+              <w:rPr>
+                <w:rFonts w:ascii="Cambria Math" w:eastAsiaTheme="minorEastAsia" w:hAnsi="Cambria Math"/>
+                <w:lang w:val=""/>
+              </w:rPr>
+              <m:t>p</m:t>
+            </m:r>
+            <m:d>
+              <m:dPr>
+                <m:ctrlPr>
+                  <w:rPr>
+                    <w:rFonts w:ascii="Cambria Math" w:eastAsiaTheme="minorEastAsia" w:hAnsi="Cambria Math"/>
+                  </w:rPr>
+                </m:ctrlPr>
+              </m:dPr>
+              <m:e>
+                <m:r>
+                  <w:rPr>
+                    <w:rFonts w:ascii="Cambria Math" w:eastAsiaTheme="minorEastAsia" w:hAnsi="Cambria Math"/>
+                    <w:lang w:val=""/>
+                  </w:rPr>
+                  <m:t>x</m:t>
+                </m:r>
+                <m:r>
+                  <m:rPr>
+                    <m:sty m:val="p"/>
+                  </m:rPr>
+                  <w:rPr>
+                    <w:rFonts w:ascii="Cambria Math" w:eastAsiaTheme="minorEastAsia" w:hAnsi="Cambria Math"/>
+                    <w:lang w:val=""/>
+                  </w:rPr>
+                  <m:t>∣</m:t>
+                </m:r>
+                <m:r>
+                  <w:rPr>
+                    <w:rFonts w:ascii="Cambria Math" w:eastAsiaTheme="minorEastAsia" w:hAnsi="Cambria Math"/>
+                    <w:lang w:val=""/>
+                  </w:rPr>
+                  <m:t>C</m:t>
+                </m:r>
+                <m:r>
+                  <m:rPr>
+                    <m:sty m:val="p"/>
+                  </m:rPr>
+                  <w:rPr>
+                    <w:rFonts w:ascii="Cambria Math" w:eastAsiaTheme="minorEastAsia" w:hAnsi="Cambria Math"/>
+                    <w:lang w:val=""/>
+                  </w:rPr>
+                  <m:t>=</m:t>
+                </m:r>
+                <m:acc>
+                  <m:accPr>
+                    <m:ctrlPr>
+                      <w:rPr>
+                        <w:rFonts w:ascii="Cambria Math" w:eastAsiaTheme="minorEastAsia" w:hAnsi="Cambria Math"/>
+                        <w:lang w:val=""/>
+                      </w:rPr>
+                    </m:ctrlPr>
+                  </m:accPr>
+                  <m:e>
+                    <m:sSub>
+                      <m:sSubPr>
+                        <m:ctrlPr>
+                          <w:rPr>
+                            <w:rFonts w:ascii="Cambria Math" w:eastAsiaTheme="minorEastAsia" w:hAnsi="Cambria Math"/>
+                            <w:i/>
+                            <w:lang w:val=""/>
+                          </w:rPr>
+                        </m:ctrlPr>
+                      </m:sSubPr>
+                      <m:e>
+                        <m:r>
+                          <w:rPr>
+                            <w:rFonts w:ascii="Cambria Math" w:eastAsiaTheme="minorEastAsia" w:hAnsi="Cambria Math"/>
+                            <w:lang w:val=""/>
+                          </w:rPr>
+                          <m:t>c</m:t>
+                        </m:r>
+                      </m:e>
+                      <m:sub>
+                        <m:r>
+                          <w:rPr>
+                            <w:rFonts w:ascii="Cambria Math" w:eastAsiaTheme="minorEastAsia" w:hAnsi="Cambria Math"/>
+                            <w:lang w:val=""/>
+                          </w:rPr>
+                          <m:t>t</m:t>
+                        </m:r>
+                      </m:sub>
+                    </m:sSub>
+                  </m:e>
+                </m:acc>
+                <m:r>
+                  <m:rPr>
+                    <m:sty m:val="p"/>
+                  </m:rPr>
+                  <w:rPr>
+                    <w:rFonts w:ascii="Cambria Math" w:eastAsiaTheme="minorEastAsia" w:hAnsi="Cambria Math"/>
+                    <w:lang w:val=""/>
+                  </w:rPr>
+                  <m:t xml:space="preserve"> </m:t>
+                </m:r>
+              </m:e>
+            </m:d>
+            <m:r>
+              <m:rPr>
+                <m:sty m:val="p"/>
+              </m:rPr>
+              <w:rPr>
+                <w:rFonts w:ascii="Cambria Math" w:eastAsiaTheme="minorEastAsia" w:hAnsi="Cambria Math"/>
+                <w:lang w:val=""/>
+              </w:rPr>
+              <m:t>,</m:t>
+            </m:r>
+            <m:r>
+              <m:rPr>
+                <m:nor/>
+              </m:rPr>
+              <w:rPr>
+                <w:rFonts w:eastAsiaTheme="minorEastAsia"/>
+                <w:lang w:val=""/>
+              </w:rPr>
+              <m:t>  </m:t>
+            </m:r>
+            <m:r>
+              <w:rPr>
+                <w:rFonts w:ascii="Cambria Math" w:eastAsiaTheme="minorEastAsia" w:hAnsi="Cambria Math"/>
+                <w:lang w:val=""/>
+              </w:rPr>
+              <m:t>R</m:t>
+            </m:r>
+            <m:r>
+              <m:rPr>
+                <m:sty m:val="p"/>
+              </m:rPr>
+              <w:rPr>
+                <w:rFonts w:ascii="Cambria Math" w:eastAsiaTheme="minorEastAsia" w:hAnsi="Cambria Math"/>
+                <w:lang w:val=""/>
+              </w:rPr>
+              <m:t>∼</m:t>
+            </m:r>
+            <m:sSub>
+              <m:sSubPr>
+                <m:ctrlPr>
+                  <w:rPr>
+                    <w:rFonts w:ascii="Cambria Math" w:eastAsiaTheme="minorEastAsia" w:hAnsi="Cambria Math"/>
+                  </w:rPr>
+                </m:ctrlPr>
+              </m:sSubPr>
+              <m:e>
+                <m:r>
+                  <w:rPr>
+                    <w:rFonts w:ascii="Cambria Math" w:eastAsiaTheme="minorEastAsia" w:hAnsi="Cambria Math"/>
+                    <w:lang w:val=""/>
+                  </w:rPr>
+                  <m:t>p</m:t>
+                </m:r>
+              </m:e>
+              <m:sub>
+                <m:r>
+                  <w:rPr>
+                    <w:rFonts w:ascii="Cambria Math" w:eastAsiaTheme="minorEastAsia" w:hAnsi="Cambria Math"/>
+                    <w:lang w:val=""/>
+                  </w:rPr>
+                  <m:t>θ</m:t>
+                </m:r>
+              </m:sub>
+            </m:sSub>
+            <m:d>
+              <m:dPr>
+                <m:ctrlPr>
+                  <w:rPr>
+                    <w:rFonts w:ascii="Cambria Math" w:eastAsiaTheme="minorEastAsia" w:hAnsi="Cambria Math"/>
+                  </w:rPr>
+                </m:ctrlPr>
+              </m:dPr>
+              <m:e>
+                <m:r>
+                  <w:rPr>
+                    <w:rFonts w:ascii="Cambria Math" w:eastAsiaTheme="minorEastAsia" w:hAnsi="Cambria Math"/>
+                    <w:lang w:val=""/>
+                  </w:rPr>
+                  <m:t>r</m:t>
+                </m:r>
+                <m:r>
+                  <m:rPr>
+                    <m:sty m:val="p"/>
+                  </m:rPr>
+                  <w:rPr>
+                    <w:rFonts w:ascii="Cambria Math" w:eastAsiaTheme="minorEastAsia" w:hAnsi="Cambria Math"/>
+                    <w:lang w:val=""/>
+                  </w:rPr>
+                  <m:t>∣</m:t>
+                </m:r>
+                <m:r>
+                  <w:rPr>
+                    <w:rFonts w:ascii="Cambria Math" w:eastAsiaTheme="minorEastAsia" w:hAnsi="Cambria Math"/>
+                    <w:lang w:val=""/>
+                  </w:rPr>
+                  <m:t>x</m:t>
+                </m:r>
+                <m:r>
+                  <w:rPr>
+                    <w:rFonts w:ascii="Cambria Math" w:eastAsiaTheme="minorEastAsia" w:hAnsi="Cambria Math"/>
+                    <w:lang w:val=""/>
+                  </w:rPr>
+                  <m:t>????????</m:t>
+                </m:r>
+              </m:e>
+            </m:d>
+          </m:sub>
+        </m:sSub>
+        <m:r>
+          <m:rPr>
+            <m:sty m:val="p"/>
+          </m:rPr>
+          <w:rPr>
+            <w:rFonts w:ascii="Cambria Math" w:eastAsiaTheme="minorEastAsia" w:hAnsi="Cambria Math"/>
+            <w:lang w:val=""/>
+          </w:rPr>
+          <m:t>[</m:t>
+        </m:r>
+        <m:sSup>
+          <m:sSupPr>
+            <m:ctrlPr>
+              <w:rPr>
+                <w:rFonts w:ascii="Cambria Math" w:eastAsiaTheme="minorEastAsia" w:hAnsi="Cambria Math"/>
+              </w:rPr>
+            </m:ctrlPr>
+          </m:sSupPr>
+          <m:e>
+            <m:d>
+              <m:dPr>
+                <m:ctrlPr>
+                  <w:rPr>
+                    <w:rFonts w:ascii="Cambria Math" w:eastAsiaTheme="minorEastAsia" w:hAnsi="Cambria Math"/>
+                  </w:rPr>
+                </m:ctrlPr>
+              </m:dPr>
+              <m:e>
+                <m:r>
+                  <w:rPr>
+                    <w:rFonts w:ascii="Cambria Math" w:eastAsiaTheme="minorEastAsia" w:hAnsi="Cambria Math"/>
+                    <w:lang w:val=""/>
+                  </w:rPr>
+                  <m:t>X</m:t>
+                </m:r>
+                <m:r>
+                  <m:rPr>
+                    <m:sty m:val="p"/>
+                  </m:rPr>
+                  <w:rPr>
+                    <w:rFonts w:ascii="Cambria Math" w:eastAsiaTheme="minorEastAsia" w:hAnsi="Cambria Math"/>
+                    <w:lang w:val=""/>
+                  </w:rPr>
+                  <m:t>-</m:t>
+                </m:r>
+                <m:sSub>
+                  <m:sSubPr>
+                    <m:ctrlPr>
+                      <w:rPr>
+                        <w:rFonts w:ascii="Cambria Math" w:eastAsiaTheme="minorEastAsia" w:hAnsi="Cambria Math"/>
+                      </w:rPr>
+                    </m:ctrlPr>
+                  </m:sSubPr>
+                  <m:e>
+                    <m:acc>
+                      <m:accPr>
+                        <m:ctrlPr>
+                          <w:rPr>
+                            <w:rFonts w:ascii="Cambria Math" w:eastAsiaTheme="minorEastAsia" w:hAnsi="Cambria Math"/>
+                          </w:rPr>
+                        </m:ctrlPr>
+                      </m:accPr>
+                      <m:e>
+                        <m:r>
+                          <w:rPr>
+                            <w:rFonts w:ascii="Cambria Math" w:eastAsiaTheme="minorEastAsia" w:hAnsi="Cambria Math"/>
+                            <w:lang w:val=""/>
+                          </w:rPr>
+                          <m:t>X</m:t>
+                        </m:r>
+                      </m:e>
+                    </m:acc>
+                  </m:e>
+                  <m:sub>
+                    <m:r>
+                      <w:rPr>
+                        <w:rFonts w:ascii="Cambria Math" w:eastAsiaTheme="minorEastAsia" w:hAnsi="Cambria Math"/>
+                        <w:lang w:val=""/>
+                      </w:rPr>
+                      <m:t>θ</m:t>
+                    </m:r>
+                  </m:sub>
+                </m:sSub>
+                <m:d>
+                  <m:dPr>
+                    <m:ctrlPr>
+                      <w:rPr>
+                        <w:rFonts w:ascii="Cambria Math" w:eastAsiaTheme="minorEastAsia" w:hAnsi="Cambria Math"/>
+                      </w:rPr>
+                    </m:ctrlPr>
+                  </m:dPr>
+                  <m:e>
+                    <m:r>
+                      <w:rPr>
+                        <w:rFonts w:ascii="Cambria Math" w:eastAsiaTheme="minorEastAsia" w:hAnsi="Cambria Math"/>
+                        <w:lang w:val=""/>
+                      </w:rPr>
+                      <m:t>R</m:t>
+                    </m:r>
+                  </m:e>
+                </m:d>
+              </m:e>
+            </m:d>
+          </m:e>
+          <m:sup>
+            <m:r>
+              <m:rPr>
+                <m:sty m:val="p"/>
+              </m:rPr>
+              <w:rPr>
+                <w:rFonts w:ascii="Cambria Math" w:eastAsiaTheme="minorEastAsia" w:hAnsi="Cambria Math"/>
+                <w:lang w:val=""/>
+              </w:rPr>
+              <m:t>2</m:t>
+            </m:r>
+          </m:sup>
+        </m:sSup>
+        <m:r>
+          <m:rPr>
+            <m:sty m:val="p"/>
+          </m:rPr>
+          <w:rPr>
+            <w:rFonts w:ascii="Cambria Math" w:eastAsiaTheme="minorEastAsia" w:hAnsi="Cambria Math"/>
+            <w:lang w:val=""/>
+          </w:rPr>
+          <m:t>]</m:t>
+        </m:r>
+      </m:oMath>
+      <w:r>
+        <w:rPr>
+          <w:rFonts w:eastAsiaTheme="minorEastAsia"/>
+          <w:lang w:val=""/>
+        </w:rPr>
+        <w:t>??</w:t>
       </w:r>
     </w:p>
     <w:p>
@@ -1704,6 +2259,7 @@
           <w:rFonts w:eastAsiaTheme="minorEastAsia"/>
           <w:lang w:val=""/>
         </w:rPr>
+        <w:lastRenderedPageBreak/>
         <w:t xml:space="preserve">These encoding strategies can be achieved through </w:t>
       </w:r>
       <w:r>
@@ -2195,388 +2751,6 @@
               <m:ctrlPr>
                 <w:rPr>
                   <w:rFonts w:ascii="Cambria Math" w:eastAsiaTheme="minorEastAsia" w:hAnsi="Cambria Math"/>
-                  <w:lang w:val=""/>
-                </w:rPr>
-              </m:ctrlPr>
-            </m:sSubSupPr>
-            <m:e>
-              <m:r>
-                <w:rPr>
-                  <w:rFonts w:ascii="Cambria Math" w:eastAsiaTheme="minorEastAsia" w:hAnsi="Cambria Math"/>
-                  <w:lang w:val=""/>
-                </w:rPr>
-                <m:t>θ</m:t>
-              </m:r>
-            </m:e>
-            <m:sub>
-              <m:r>
-                <w:rPr>
-                  <w:rFonts w:ascii="Cambria Math" w:eastAsiaTheme="minorEastAsia" w:hAnsi="Cambria Math"/>
-                  <w:lang w:val=""/>
-                </w:rPr>
-                <m:t>c</m:t>
-              </m:r>
-            </m:sub>
-            <m:sup>
-              <m:r>
-                <m:rPr>
-                  <m:sty m:val="p"/>
-                </m:rPr>
-                <w:rPr>
-                  <w:rFonts w:ascii="Cambria Math" w:eastAsiaTheme="minorEastAsia" w:hAnsi="Cambria Math"/>
-                  <w:lang w:val=""/>
-                </w:rPr>
-                <m:t>nonlocal</m:t>
-              </m:r>
-            </m:sup>
-          </m:sSubSup>
-          <m:r>
-            <m:rPr>
-              <m:sty m:val="p"/>
-            </m:rPr>
-            <w:rPr>
-              <w:rFonts w:ascii="Cambria Math" w:eastAsiaTheme="minorEastAsia" w:hAnsi="Cambria Math"/>
-              <w:lang w:val=""/>
-            </w:rPr>
-            <m:t>=</m:t>
-          </m:r>
-          <m:func>
-            <m:funcPr>
-              <m:ctrlPr>
-                <w:rPr>
-                  <w:rFonts w:ascii="Cambria Math" w:eastAsiaTheme="minorEastAsia" w:hAnsi="Cambria Math"/>
-                  <w:lang w:val=""/>
-                </w:rPr>
-              </m:ctrlPr>
-            </m:funcPr>
-            <m:fName>
-              <m:r>
-                <m:rPr>
-                  <m:sty m:val="p"/>
-                </m:rPr>
-                <w:rPr>
-                  <w:rFonts w:ascii="Cambria Math" w:eastAsiaTheme="minorEastAsia" w:hAnsi="Cambria Math"/>
-                  <w:lang w:val=""/>
-                </w:rPr>
-                <m:t xml:space="preserve"> </m:t>
-              </m:r>
-            </m:fName>
-            <m:e>
-              <m:limLow>
-                <m:limLowPr>
-                  <m:ctrlPr>
-                    <w:rPr>
-                      <w:rFonts w:ascii="Cambria Math" w:eastAsiaTheme="minorEastAsia" w:hAnsi="Cambria Math"/>
-                      <w:lang w:val=""/>
-                    </w:rPr>
-                  </m:ctrlPr>
-                </m:limLowPr>
-                <m:e>
-                  <m:func>
-                    <m:funcPr>
-                      <m:ctrlPr>
-                        <w:rPr>
-                          <w:rFonts w:ascii="Cambria Math" w:eastAsiaTheme="minorEastAsia" w:hAnsi="Cambria Math"/>
-                          <w:lang w:val=""/>
-                        </w:rPr>
-                      </m:ctrlPr>
-                    </m:funcPr>
-                    <m:fName>
-                      <m:r>
-                        <m:rPr>
-                          <m:sty m:val="p"/>
-                        </m:rPr>
-                        <w:rPr>
-                          <w:rFonts w:ascii="Cambria Math" w:eastAsiaTheme="minorEastAsia" w:hAnsi="Cambria Math"/>
-                          <w:lang w:val=""/>
-                        </w:rPr>
-                        <m:t>arg</m:t>
-                      </m:r>
-                      <m:r>
-                        <m:rPr>
-                          <m:sty m:val="p"/>
-                        </m:rPr>
-                        <w:rPr>
-                          <w:rFonts w:ascii="Cambria Math" w:eastAsiaTheme="minorEastAsia" w:hAnsi="Cambria Math"/>
-                          <w:lang w:val=""/>
-                        </w:rPr>
-                        <m:t>min</m:t>
-                      </m:r>
-                    </m:fName>
-                    <m:e>
-                      <m:r>
-                        <w:rPr>
-                          <w:rFonts w:ascii="Cambria Math" w:eastAsiaTheme="minorEastAsia" w:hAnsi="Cambria Math"/>
-                          <w:lang w:val=""/>
-                        </w:rPr>
-                        <m:t xml:space="preserve"> </m:t>
-                      </m:r>
-                    </m:e>
-                  </m:func>
-                </m:e>
-                <m:lim>
-                  <m:r>
-                    <w:rPr>
-                      <w:rFonts w:ascii="Cambria Math" w:eastAsiaTheme="minorEastAsia" w:hAnsi="Cambria Math"/>
-                      <w:lang w:val=""/>
-                    </w:rPr>
-                    <m:t>θ</m:t>
-                  </m:r>
-                </m:lim>
-              </m:limLow>
-            </m:e>
-          </m:func>
-          <m:r>
-            <m:rPr>
-              <m:nor/>
-            </m:rPr>
-            <w:rPr>
-              <w:rFonts w:eastAsiaTheme="minorEastAsia"/>
-              <w:lang w:val=""/>
-            </w:rPr>
-            <m:t>  </m:t>
-          </m:r>
-          <m:r>
-            <m:rPr>
-              <m:scr m:val="double-struck"/>
-              <m:sty m:val="p"/>
-            </m:rPr>
-            <w:rPr>
-              <w:rFonts w:ascii="Cambria Math" w:eastAsiaTheme="minorEastAsia" w:hAnsi="Cambria Math"/>
-              <w:lang w:val=""/>
-            </w:rPr>
-            <m:t>E</m:t>
-          </m:r>
-          <m:r>
-            <m:rPr>
-              <m:nor/>
-            </m:rPr>
-            <w:rPr>
-              <w:rFonts w:eastAsiaTheme="minorEastAsia"/>
-              <w:lang w:val=""/>
-            </w:rPr>
-            <m:t> ⁣</m:t>
-          </m:r>
-          <m:d>
-            <m:dPr>
-              <m:begChr m:val="["/>
-              <m:sepChr m:val=","/>
-              <m:endChr m:val="]"/>
-              <m:ctrlPr>
-                <w:rPr>
-                  <w:rFonts w:ascii="Cambria Math" w:eastAsiaTheme="minorEastAsia" w:hAnsi="Cambria Math"/>
-                  <w:lang w:val=""/>
-                </w:rPr>
-              </m:ctrlPr>
-            </m:dPr>
-            <m:e>
-              <m:sSup>
-                <m:sSupPr>
-                  <m:ctrlPr>
-                    <w:rPr>
-                      <w:rFonts w:ascii="Cambria Math" w:eastAsiaTheme="minorEastAsia" w:hAnsi="Cambria Math"/>
-                      <w:lang w:val=""/>
-                    </w:rPr>
-                  </m:ctrlPr>
-                </m:sSupPr>
-                <m:e>
-                  <m:d>
-                    <m:dPr>
-                      <m:ctrlPr>
-                        <w:rPr>
-                          <w:rFonts w:ascii="Cambria Math" w:eastAsiaTheme="minorEastAsia" w:hAnsi="Cambria Math"/>
-                          <w:lang w:val=""/>
-                        </w:rPr>
-                      </m:ctrlPr>
-                    </m:dPr>
-                    <m:e>
-                      <m:r>
-                        <w:rPr>
-                          <w:rFonts w:ascii="Cambria Math" w:eastAsiaTheme="minorEastAsia" w:hAnsi="Cambria Math"/>
-                          <w:lang w:val=""/>
-                        </w:rPr>
-                        <m:t>X</m:t>
-                      </m:r>
-                      <m:r>
-                        <m:rPr>
-                          <m:sty m:val="p"/>
-                        </m:rPr>
-                        <w:rPr>
-                          <w:rFonts w:ascii="Cambria Math" w:eastAsiaTheme="minorEastAsia" w:hAnsi="Cambria Math"/>
-                          <w:lang w:val=""/>
-                        </w:rPr>
-                        <m:t>-</m:t>
-                      </m:r>
-                      <m:sSub>
-                        <m:sSubPr>
-                          <m:ctrlPr>
-                            <w:rPr>
-                              <w:rFonts w:ascii="Cambria Math" w:eastAsiaTheme="minorEastAsia" w:hAnsi="Cambria Math"/>
-                              <w:lang w:val=""/>
-                            </w:rPr>
-                          </m:ctrlPr>
-                        </m:sSubPr>
-                        <m:e>
-                          <m:acc>
-                            <m:accPr>
-                              <m:ctrlPr>
-                                <w:rPr>
-                                  <w:rFonts w:ascii="Cambria Math" w:eastAsiaTheme="minorEastAsia" w:hAnsi="Cambria Math"/>
-                                  <w:lang w:val=""/>
-                                </w:rPr>
-                              </m:ctrlPr>
-                            </m:accPr>
-                            <m:e>
-                              <m:r>
-                                <w:rPr>
-                                  <w:rFonts w:ascii="Cambria Math" w:eastAsiaTheme="minorEastAsia" w:hAnsi="Cambria Math"/>
-                                  <w:lang w:val=""/>
-                                </w:rPr>
-                                <m:t>X</m:t>
-                              </m:r>
-                            </m:e>
-                          </m:acc>
-                        </m:e>
-                        <m:sub>
-                          <m:r>
-                            <w:rPr>
-                              <w:rFonts w:ascii="Cambria Math" w:eastAsiaTheme="minorEastAsia" w:hAnsi="Cambria Math"/>
-                              <w:lang w:val=""/>
-                            </w:rPr>
-                            <m:t>θ</m:t>
-                          </m:r>
-                        </m:sub>
-                      </m:sSub>
-                      <m:d>
-                        <m:dPr>
-                          <m:ctrlPr>
-                            <w:rPr>
-                              <w:rFonts w:ascii="Cambria Math" w:eastAsiaTheme="minorEastAsia" w:hAnsi="Cambria Math"/>
-                              <w:lang w:val=""/>
-                            </w:rPr>
-                          </m:ctrlPr>
-                        </m:dPr>
-                        <m:e>
-                          <m:r>
-                            <w:rPr>
-                              <w:rFonts w:ascii="Cambria Math" w:eastAsiaTheme="minorEastAsia" w:hAnsi="Cambria Math"/>
-                              <w:lang w:val=""/>
-                            </w:rPr>
-                            <m:t>R</m:t>
-                          </m:r>
-                        </m:e>
-                      </m:d>
-                    </m:e>
-                  </m:d>
-                </m:e>
-                <m:sup>
-                  <m:r>
-                    <m:rPr>
-                      <m:sty m:val="p"/>
-                    </m:rPr>
-                    <w:rPr>
-                      <w:rFonts w:ascii="Cambria Math" w:eastAsiaTheme="minorEastAsia" w:hAnsi="Cambria Math"/>
-                      <w:lang w:val=""/>
-                    </w:rPr>
-                    <m:t>2</m:t>
-                  </m:r>
-                </m:sup>
-              </m:sSup>
-            </m:e>
-            <m:e>
-              <m:r>
-                <m:rPr>
-                  <m:sty m:val="p"/>
-                </m:rPr>
-                <w:rPr>
-                  <w:rFonts w:ascii="Cambria Math" w:eastAsiaTheme="minorEastAsia" w:hAnsi="Cambria Math"/>
-                  <w:lang w:val=""/>
-                </w:rPr>
-                <m:t>∣</m:t>
-              </m:r>
-              <m:r>
-                <m:rPr>
-                  <m:nor/>
-                </m:rPr>
-                <w:rPr>
-                  <w:rFonts w:eastAsiaTheme="minorEastAsia"/>
-                  <w:lang w:val=""/>
-                </w:rPr>
-                <m:t>true context</m:t>
-              </m:r>
-              <m:r>
-                <m:rPr>
-                  <m:sty m:val="p"/>
-                </m:rPr>
-                <w:rPr>
-                  <w:rFonts w:ascii="Cambria Math" w:eastAsiaTheme="minorEastAsia" w:hAnsi="Cambria Math"/>
-                  <w:lang w:val=""/>
-                </w:rPr>
-                <m:t>≠</m:t>
-              </m:r>
-              <m:r>
-                <w:rPr>
-                  <w:rFonts w:ascii="Cambria Math" w:eastAsiaTheme="minorEastAsia" w:hAnsi="Cambria Math"/>
-                  <w:lang w:val=""/>
-                </w:rPr>
-                <m:t>c</m:t>
-              </m:r>
-              <m:r>
-                <m:rPr>
-                  <m:nor/>
-                </m:rPr>
-                <w:rPr>
-                  <w:rFonts w:eastAsiaTheme="minorEastAsia"/>
-                  <w:lang w:val=""/>
-                </w:rPr>
-                <m:t> estimated context</m:t>
-              </m:r>
-              <m:r>
-                <m:rPr>
-                  <m:sty m:val="p"/>
-                </m:rPr>
-                <w:rPr>
-                  <w:rFonts w:ascii="Cambria Math" w:eastAsiaTheme="minorEastAsia" w:hAnsi="Cambria Math"/>
-                  <w:lang w:val=""/>
-                </w:rPr>
-                <m:t>=</m:t>
-              </m:r>
-              <m:r>
-                <w:rPr>
-                  <w:rFonts w:ascii="Cambria Math" w:eastAsiaTheme="minorEastAsia" w:hAnsi="Cambria Math"/>
-                  <w:lang w:val=""/>
-                </w:rPr>
-                <m:t>c</m:t>
-              </m:r>
-            </m:e>
-          </m:d>
-          <m:r>
-            <m:rPr>
-              <m:sty m:val="p"/>
-            </m:rPr>
-            <w:rPr>
-              <w:rFonts w:ascii="Cambria Math" w:eastAsiaTheme="minorEastAsia" w:hAnsi="Cambria Math"/>
-              <w:lang w:val=""/>
-            </w:rPr>
-            <m:t>.</m:t>
-          </m:r>
-        </m:oMath>
-      </m:oMathPara>
-    </w:p>
-    <w:p>
-      <w:pPr>
-        <w:rPr>
-          <w:rFonts w:eastAsiaTheme="minorEastAsia"/>
-          <w:lang w:val=""/>
-        </w:rPr>
-      </w:pPr>
-      <m:oMathPara>
-        <m:oMath>
-          <m:sSubSup>
-            <m:sSubSupPr>
-              <m:ctrlPr>
-                <w:rPr>
-                  <w:rFonts w:ascii="Cambria Math" w:eastAsiaTheme="minorEastAsia" w:hAnsi="Cambria Math"/>
                 </w:rPr>
               </m:ctrlPr>
             </m:sSubSupPr>
@@ -3494,6 +3668,263 @@
           </m:r>
         </m:oMath>
       </m:oMathPara>
+    </w:p>
+    <w:p>
+      <w:pPr>
+        <w:rPr>
+          <w:rFonts w:eastAsiaTheme="minorEastAsia"/>
+          <w:lang w:val=""/>
+        </w:rPr>
+      </w:pPr>
+      <w:r>
+        <w:rPr>
+          <w:rFonts w:eastAsiaTheme="minorEastAsia"/>
+          <w:lang w:val=""/>
+        </w:rPr>
+        <w:t xml:space="preserve">Oracle code </w:t>
+      </w:r>
+      <w:r>
+        <w:rPr>
+          <w:rFonts w:eastAsiaTheme="minorEastAsia"/>
+          <w:lang w:val=""/>
+        </w:rPr>
+        <w:t xml:space="preserve">assumes the organism has full access to the true context at all times and </w:t>
+      </w:r>
+      <w:r>
+        <w:rPr>
+          <w:rFonts w:eastAsiaTheme="minorEastAsia"/>
+          <w:lang w:val=""/>
+        </w:rPr>
+        <w:t>always picks the locally optimized code for the true context</w:t>
+      </w:r>
+      <w:r>
+        <w:rPr>
+          <w:rFonts w:eastAsiaTheme="minorEastAsia"/>
+          <w:lang w:val=""/>
+        </w:rPr>
+        <w:t>:</w:t>
+      </w:r>
+      <w:r>
+        <w:rPr>
+          <w:rFonts w:eastAsiaTheme="minorEastAsia"/>
+          <w:lang w:val=""/>
+        </w:rPr>
+        <w:t>.</w:t>
+      </w:r>
+    </w:p>
+    <w:p>
+      <w:pPr>
+        <w:rPr>
+          <w:rFonts w:eastAsiaTheme="minorEastAsia"/>
+          <w:lang w:val=""/>
+        </w:rPr>
+      </w:pPr>
+      <m:oMathPara>
+        <m:oMath>
+          <m:sSubSup>
+            <m:sSubSupPr>
+              <m:ctrlPr>
+                <w:rPr>
+                  <w:rFonts w:ascii="Cambria Math" w:eastAsiaTheme="minorEastAsia" w:hAnsi="Cambria Math"/>
+                </w:rPr>
+              </m:ctrlPr>
+            </m:sSubSupPr>
+            <m:e>
+              <m:r>
+                <w:rPr>
+                  <w:rFonts w:ascii="Cambria Math" w:eastAsiaTheme="minorEastAsia" w:hAnsi="Cambria Math"/>
+                  <w:lang w:val=""/>
+                </w:rPr>
+                <m:t>θ</m:t>
+              </m:r>
+            </m:e>
+            <m:sub>
+              <m:sSub>
+                <m:sSubPr>
+                  <m:ctrlPr>
+                    <w:rPr>
+                      <w:rFonts w:ascii="Cambria Math" w:eastAsiaTheme="minorEastAsia" w:hAnsi="Cambria Math"/>
+                      <w:i/>
+                    </w:rPr>
+                  </m:ctrlPr>
+                </m:sSubPr>
+                <m:e>
+                  <m:r>
+                    <w:rPr>
+                      <w:rFonts w:ascii="Cambria Math" w:eastAsiaTheme="minorEastAsia" w:hAnsi="Cambria Math"/>
+                    </w:rPr>
+                    <m:t>c</m:t>
+                  </m:r>
+                </m:e>
+                <m:sub>
+                  <m:r>
+                    <w:rPr>
+                      <w:rFonts w:ascii="Cambria Math" w:eastAsiaTheme="minorEastAsia" w:hAnsi="Cambria Math"/>
+                    </w:rPr>
+                    <m:t>t</m:t>
+                  </m:r>
+                </m:sub>
+              </m:sSub>
+            </m:sub>
+            <m:sup>
+              <m:r>
+                <m:rPr>
+                  <m:sty m:val="p"/>
+                </m:rPr>
+                <w:rPr>
+                  <w:rFonts w:ascii="Cambria Math" w:eastAsiaTheme="minorEastAsia" w:hAnsi="Cambria Math"/>
+                  <w:lang w:val=""/>
+                </w:rPr>
+                <m:t>oracle</m:t>
+              </m:r>
+            </m:sup>
+          </m:sSubSup>
+          <m:r>
+            <w:rPr>
+              <w:rFonts w:ascii="Cambria Math" w:eastAsiaTheme="minorEastAsia" w:hAnsi="Cambria Math"/>
+            </w:rPr>
+            <m:t>=</m:t>
+          </m:r>
+          <m:sSubSup>
+            <m:sSubSupPr>
+              <m:ctrlPr>
+                <w:rPr>
+                  <w:rFonts w:ascii="Cambria Math" w:eastAsiaTheme="minorEastAsia" w:hAnsi="Cambria Math"/>
+                </w:rPr>
+              </m:ctrlPr>
+            </m:sSubSupPr>
+            <m:e>
+              <m:r>
+                <w:rPr>
+                  <w:rFonts w:ascii="Cambria Math" w:eastAsiaTheme="minorEastAsia" w:hAnsi="Cambria Math"/>
+                  <w:lang w:val=""/>
+                </w:rPr>
+                <m:t>θ</m:t>
+              </m:r>
+            </m:e>
+            <m:sub>
+              <m:acc>
+                <m:accPr>
+                  <m:ctrlPr>
+                    <w:rPr>
+                      <w:rFonts w:ascii="Cambria Math" w:eastAsiaTheme="minorEastAsia" w:hAnsi="Cambria Math"/>
+                      <w:i/>
+                    </w:rPr>
+                  </m:ctrlPr>
+                </m:accPr>
+                <m:e>
+                  <m:sSub>
+                    <m:sSubPr>
+                      <m:ctrlPr>
+                        <w:rPr>
+                          <w:rFonts w:ascii="Cambria Math" w:eastAsiaTheme="minorEastAsia" w:hAnsi="Cambria Math"/>
+                          <w:i/>
+                        </w:rPr>
+                      </m:ctrlPr>
+                    </m:sSubPr>
+                    <m:e>
+                      <m:r>
+                        <w:rPr>
+                          <w:rFonts w:ascii="Cambria Math" w:eastAsiaTheme="minorEastAsia" w:hAnsi="Cambria Math"/>
+                        </w:rPr>
+                        <m:t>c</m:t>
+                      </m:r>
+                    </m:e>
+                    <m:sub>
+                      <m:r>
+                        <w:rPr>
+                          <w:rFonts w:ascii="Cambria Math" w:eastAsiaTheme="minorEastAsia" w:hAnsi="Cambria Math"/>
+                        </w:rPr>
+                        <m:t>t</m:t>
+                      </m:r>
+                    </m:sub>
+                  </m:sSub>
+                </m:e>
+              </m:acc>
+              <m:r>
+                <w:rPr>
+                  <w:rFonts w:ascii="Cambria Math" w:eastAsiaTheme="minorEastAsia" w:hAnsi="Cambria Math"/>
+                </w:rPr>
+                <m:t>=</m:t>
+              </m:r>
+              <m:sSub>
+                <m:sSubPr>
+                  <m:ctrlPr>
+                    <w:rPr>
+                      <w:rFonts w:ascii="Cambria Math" w:eastAsiaTheme="minorEastAsia" w:hAnsi="Cambria Math"/>
+                      <w:i/>
+                    </w:rPr>
+                  </m:ctrlPr>
+                </m:sSubPr>
+                <m:e>
+                  <m:r>
+                    <w:rPr>
+                      <w:rFonts w:ascii="Cambria Math" w:eastAsiaTheme="minorEastAsia" w:hAnsi="Cambria Math"/>
+                    </w:rPr>
+                    <m:t>c</m:t>
+                  </m:r>
+                </m:e>
+                <m:sub>
+                  <m:r>
+                    <w:rPr>
+                      <w:rFonts w:ascii="Cambria Math" w:eastAsiaTheme="minorEastAsia" w:hAnsi="Cambria Math"/>
+                    </w:rPr>
+                    <m:t>t</m:t>
+                  </m:r>
+                </m:sub>
+              </m:sSub>
+            </m:sub>
+            <m:sup>
+              <m:r>
+                <m:rPr>
+                  <m:sty m:val="p"/>
+                </m:rPr>
+                <w:rPr>
+                  <w:rFonts w:ascii="Cambria Math" w:eastAsiaTheme="minorEastAsia" w:hAnsi="Cambria Math"/>
+                  <w:lang w:val=""/>
+                </w:rPr>
+                <m:t>local</m:t>
+              </m:r>
+            </m:sup>
+          </m:sSubSup>
+        </m:oMath>
+      </m:oMathPara>
+    </w:p>
+    <w:p>
+      <w:pPr>
+        <w:rPr>
+          <w:rFonts w:eastAsiaTheme="minorEastAsia"/>
+          <w:lang w:val=""/>
+        </w:rPr>
+      </w:pPr>
+      <w:r>
+        <w:rPr>
+          <w:rFonts w:eastAsiaTheme="minorEastAsia"/>
+          <w:lang w:val=""/>
+        </w:rPr>
+        <w:t xml:space="preserve">Static </w:t>
+      </w:r>
+      <w:r>
+        <w:rPr>
+          <w:rFonts w:eastAsiaTheme="minorEastAsia"/>
+          <w:lang w:val=""/>
+        </w:rPr>
+        <w:t xml:space="preserve">code </w:t>
+      </w:r>
+      <w:r>
+        <w:rPr>
+          <w:rFonts w:eastAsiaTheme="minorEastAsia"/>
+          <w:lang w:val=""/>
+        </w:rPr>
+        <w:t>minimizes the total</w:t>
+      </w:r>
+      <w:r>
+        <w:rPr>
+          <w:rFonts w:eastAsiaTheme="minorEastAsia"/>
+          <w:lang w:val=""/>
+        </w:rPr>
+        <w:t xml:space="preserve"> global error, taking into accoutn both matched and mismatche rror.</w:t>
+      </w:r>
     </w:p>
     <w:p>
       <w:pPr>
@@ -3725,7 +4156,15 @@
         <w:t>a</w:t>
       </w:r>
       <w:r>
-        <w:t>lk about hwo my objectives compare</w:t>
+        <w:t xml:space="preserve">lk about </w:t>
+      </w:r>
+      <w:proofErr w:type="spellStart"/>
+      <w:r>
+        <w:t>hwo</w:t>
+      </w:r>
+      <w:proofErr w:type="spellEnd"/>
+      <w:r>
+        <w:t xml:space="preserve"> my objectives compare</w:t>
       </w:r>
       <w:r>
         <w:t xml:space="preserve"> </w:t>
@@ -3804,6 +4243,7 @@
     <w:p/>
     <w:p>
       <w:r>
+        <w:lastRenderedPageBreak/>
         <w:t xml:space="preserve">This </w:t>
       </w:r>
       <w:r>
@@ -3817,6 +4257,62 @@
       </w:r>
       <w:r>
         <w:t>in search of efficient allocation of resources</w:t>
+      </w:r>
+    </w:p>
+    <w:p/>
+    <w:p/>
+    <w:p/>
+    <w:p/>
+    <w:p/>
+    <w:p/>
+    <w:p/>
+    <w:p/>
+    <w:p>
+      <w:r>
+        <w:t xml:space="preserve">Maybe something like this at end? </w:t>
+      </w:r>
+      <w:r>
+        <w:t>“Retuning of biased code families under different switching constraints showed only minor changes in optimal interpolation parameters and did not alter the identity of the best-performing family. This suggests that, in this setting, switching dynamics primarily affect performance through mismatch structure rather than by substantially reshaping the optimal encoding strategy.”</w:t>
+      </w:r>
+    </w:p>
+    <w:p>
+      <w:r>
+        <w:lastRenderedPageBreak/>
+        <w:drawing>
+          <wp:inline distT="0" distB="0" distL="0" distR="0" wp14:anchorId="2B91B8C3" wp14:editId="6C73EF5F">
+            <wp:extent cx="5943600" cy="4247515"/>
+            <wp:effectExtent l="0" t="0" r="0" b="635"/>
+            <wp:docPr id="1320856220" name="Picture 1" descr="The image illustrates a comparison of mean-switching and variance-switching strategies in terms of their best gamma values and achievable mean squared error (MSE) across different family categories, with a focus on their performance towards static, accuracy, and nonlocal conditions.&#10;&#10;AI-generated content may be incorrect."/>
+            <wp:cNvGraphicFramePr>
+              <a:graphicFrameLocks xmlns:a="http://schemas.openxmlformats.org/drawingml/2006/main" noChangeAspect="1"/>
+            </wp:cNvGraphicFramePr>
+            <a:graphic xmlns:a="http://schemas.openxmlformats.org/drawingml/2006/main">
+              <a:graphicData uri="http://schemas.openxmlformats.org/drawingml/2006/picture">
+                <pic:pic xmlns:pic="http://schemas.openxmlformats.org/drawingml/2006/picture">
+                  <pic:nvPicPr>
+                    <pic:cNvPr id="1320856220" name="Picture 1" descr="The image illustrates a comparison of mean-switching and variance-switching strategies in terms of their best gamma values and achievable mean squared error (MSE) across different family categories, with a focus on their performance towards static, accuracy, and nonlocal conditions.&#10;&#10;AI-generated content may be incorrect."/>
+                    <pic:cNvPicPr/>
+                  </pic:nvPicPr>
+                  <pic:blipFill>
+                    <a:blip r:embed="rId5"/>
+                    <a:stretch>
+                      <a:fillRect/>
+                    </a:stretch>
+                  </pic:blipFill>
+                  <pic:spPr>
+                    <a:xfrm>
+                      <a:off x="0" y="0"/>
+                      <a:ext cx="5943600" cy="4247515"/>
+                    </a:xfrm>
+                    <a:prstGeom prst="rect">
+                      <a:avLst/>
+                    </a:prstGeom>
+                  </pic:spPr>
+                </pic:pic>
+              </a:graphicData>
+            </a:graphic>
+          </wp:inline>
+        </w:drawing>
       </w:r>
     </w:p>
     <w:sectPr>
